--- a/China/CT/合肥综合性国家科学中心能源研究院CT采购_v2.docx
+++ b/China/CT/合肥综合性国家科学中心能源研究院CT采购_v2.docx
@@ -1,12 +1,12 @@
 
 <file path=word/document.xml><?xml version="1.0" encoding="utf-8"?>
-<w:document xmlns:wpc="http://schemas.microsoft.com/office/word/2010/wordprocessingCanvas" xmlns:cx="http://schemas.microsoft.com/office/drawing/2014/chartex" xmlns:cx1="http://schemas.microsoft.com/office/drawing/2015/9/8/chartex" xmlns:cx2="http://schemas.microsoft.com/office/drawing/2015/10/21/chartex" xmlns:cx3="http://schemas.microsoft.com/office/drawing/2016/5/9/chartex" xmlns:cx4="http://schemas.microsoft.com/office/drawing/2016/5/10/chartex" xmlns:cx5="http://schemas.microsoft.com/office/drawing/2016/5/11/chartex" xmlns:cx6="http://schemas.microsoft.com/office/drawing/2016/5/12/chartex" xmlns:cx7="http://schemas.microsoft.com/office/drawing/2016/5/13/chartex" xmlns:cx8="http://schemas.microsoft.com/office/drawing/2016/5/14/chartex" xmlns:mc="http://schemas.openxmlformats.org/markup-compatibility/2006" xmlns:aink="http://schemas.microsoft.com/office/drawing/2016/ink" xmlns:am3d="http://schemas.microsoft.com/office/drawing/2017/model3d" xmlns:o="urn:schemas-microsoft-com:office:office" xmlns:oel="http://schemas.microsoft.com/office/2019/extlst" xmlns:r="http://schemas.openxmlformats.org/officeDocument/2006/relationships" xmlns:m="http://schemas.openxmlformats.org/officeDocument/2006/math" xmlns:v="urn:schemas-microsoft-com:vml" xmlns:wp14="http://schemas.microsoft.com/office/word/2010/wordprocessingDrawing" xmlns:wp="http://schemas.openxmlformats.org/drawingml/2006/wordprocessingDrawing" xmlns:w10="urn:schemas-microsoft-com:office:word" xmlns:w="http://schemas.openxmlformats.org/wordprocessingml/2006/main" xmlns:w14="http://schemas.microsoft.com/office/word/2010/wordml" xmlns:w15="http://schemas.microsoft.com/office/word/2012/wordml" xmlns:w16cex="http://schemas.microsoft.com/office/word/2018/wordml/cex" xmlns:w16cid="http://schemas.microsoft.com/office/word/2016/wordml/cid" xmlns:w16="http://schemas.microsoft.com/office/word/2018/wordml" xmlns:w16du="http://schemas.microsoft.com/office/word/2023/wordml/word16du" xmlns:w16sdtdh="http://schemas.microsoft.com/office/word/2020/wordml/sdtdatahash" xmlns:w16sdtfl="http://schemas.microsoft.com/office/word/2024/wordml/sdtformatlock" xmlns:w16se="http://schemas.microsoft.com/office/word/2015/wordml/symex" xmlns:wpg="http://schemas.microsoft.com/office/word/2010/wordprocessingGroup" xmlns:wpi="http://schemas.microsoft.com/office/word/2010/wordprocessingInk" xmlns:wne="http://schemas.microsoft.com/office/word/2006/wordml" xmlns:wps="http://schemas.microsoft.com/office/word/2010/wordprocessingShape" mc:Ignorable="w14 w15 w16se w16cid w16 w16cex w16sdtdh w16sdtfl w16du wp14">
+<w:document xmlns:wpc="http://schemas.microsoft.com/office/word/2010/wordprocessingCanvas" xmlns:cx="http://schemas.microsoft.com/office/drawing/2014/chartex" xmlns:cx1="http://schemas.microsoft.com/office/drawing/2015/9/8/chartex" xmlns:cx2="http://schemas.microsoft.com/office/drawing/2015/10/21/chartex" xmlns:cx3="http://schemas.microsoft.com/office/drawing/2016/5/9/chartex" xmlns:cx4="http://schemas.microsoft.com/office/drawing/2016/5/10/chartex" xmlns:cx5="http://schemas.microsoft.com/office/drawing/2016/5/11/chartex" xmlns:cx6="http://schemas.microsoft.com/office/drawing/2016/5/12/chartex" xmlns:cx7="http://schemas.microsoft.com/office/drawing/2016/5/13/chartex" xmlns:cx8="http://schemas.microsoft.com/office/drawing/2016/5/14/chartex" xmlns:mc="http://schemas.openxmlformats.org/markup-compatibility/2006" xmlns:aink="http://schemas.microsoft.com/office/drawing/2016/ink" xmlns:am3d="http://schemas.microsoft.com/office/drawing/2017/model3d" xmlns:o="urn:schemas-microsoft-com:office:office" xmlns:r="http://schemas.openxmlformats.org/officeDocument/2006/relationships" xmlns:m="http://schemas.openxmlformats.org/officeDocument/2006/math" xmlns:v="urn:schemas-microsoft-com:vml" xmlns:wp14="http://schemas.microsoft.com/office/word/2010/wordprocessingDrawing" xmlns:wp="http://schemas.openxmlformats.org/drawingml/2006/wordprocessingDrawing" xmlns:w10="urn:schemas-microsoft-com:office:word" xmlns:w="http://schemas.openxmlformats.org/wordprocessingml/2006/main" xmlns:w14="http://schemas.microsoft.com/office/word/2010/wordml" xmlns:w15="http://schemas.microsoft.com/office/word/2012/wordml" xmlns:w16cid="http://schemas.microsoft.com/office/word/2016/wordml/cid" xmlns:w16se="http://schemas.microsoft.com/office/word/2015/wordml/symex" xmlns:wpg="http://schemas.microsoft.com/office/word/2010/wordprocessingGroup" xmlns:wpi="http://schemas.microsoft.com/office/word/2010/wordprocessingInk" xmlns:wne="http://schemas.microsoft.com/office/word/2006/wordml" xmlns:wps="http://schemas.microsoft.com/office/word/2010/wordprocessingShape" mc:Ignorable="w14 w15 w16se w16cid wp14">
   <w:body>
     <w:p>
       <w:pPr>
         <w:jc w:val="center"/>
         <w:rPr>
-          <w:rFonts w:ascii="方正小标宋简体" w:eastAsia="方正小标宋简体" w:hAnsi="黑体" w:cs="黑体"/>
+          <w:rFonts w:ascii="方正小标宋简体" w:eastAsia="方正小标宋简体" w:hAnsi="SimHei" w:cs="SimHei"/>
           <w:kern w:val="44"/>
           <w:sz w:val="44"/>
           <w:szCs w:val="44"/>
@@ -14,7 +14,7 @@
       </w:pPr>
       <w:r>
         <w:rPr>
-          <w:rFonts w:ascii="方正小标宋简体" w:eastAsia="方正小标宋简体" w:hAnsi="黑体" w:cs="黑体" w:hint="eastAsia"/>
+          <w:rFonts w:ascii="方正小标宋简体" w:eastAsia="方正小标宋简体" w:hAnsi="SimHei" w:cs="SimHei" w:hint="eastAsia"/>
           <w:kern w:val="44"/>
           <w:sz w:val="44"/>
           <w:szCs w:val="44"/>
@@ -31,7 +31,7 @@
       <w:pPr>
         <w:jc w:val="center"/>
         <w:rPr>
-          <w:rFonts w:ascii="方正小标宋简体" w:eastAsia="方正小标宋简体" w:hAnsi="黑体" w:cs="黑体"/>
+          <w:rFonts w:ascii="方正小标宋简体" w:eastAsia="方正小标宋简体" w:hAnsi="SimHei" w:cs="SimHei"/>
           <w:b/>
           <w:bCs/>
           <w:kern w:val="44"/>
@@ -41,7 +41,7 @@
       </w:pPr>
       <w:r>
         <w:rPr>
-          <w:rFonts w:ascii="方正小标宋简体" w:eastAsia="方正小标宋简体" w:hAnsi="黑体" w:cs="黑体" w:hint="eastAsia"/>
+          <w:rFonts w:ascii="方正小标宋简体" w:eastAsia="方正小标宋简体" w:hAnsi="SimHei" w:cs="SimHei" w:hint="eastAsia"/>
           <w:b/>
           <w:bCs/>
           <w:kern w:val="44"/>
@@ -72,7 +72,7 @@
     </w:p>
     <w:p>
       <w:pPr>
-        <w:ind w:firstLineChars="200" w:firstLine="643"/>
+        <w:ind w:firstLineChars="200" w:firstLine="640"/>
         <w:rPr>
           <w:rFonts w:ascii="仿宋" w:eastAsia="仿宋" w:hAnsi="仿宋" w:cs="方正小标宋_GBK"/>
           <w:b/>
@@ -104,7 +104,7 @@
     </w:p>
     <w:p>
       <w:pPr>
-        <w:ind w:firstLineChars="200" w:firstLine="643"/>
+        <w:ind w:firstLineChars="200" w:firstLine="640"/>
         <w:rPr>
           <w:rFonts w:ascii="仿宋" w:eastAsia="仿宋" w:hAnsi="仿宋" w:cs="方正小标宋_GBK"/>
           <w:b/>
@@ -126,7 +126,7 @@
     </w:p>
     <w:p>
       <w:pPr>
-        <w:ind w:firstLineChars="200" w:firstLine="643"/>
+        <w:ind w:firstLineChars="200" w:firstLine="640"/>
         <w:rPr>
           <w:rFonts w:ascii="仿宋" w:eastAsia="仿宋" w:hAnsi="仿宋" w:cs="方正小标宋_GBK"/>
           <w:b/>
@@ -135,7 +135,6 @@
           <w:szCs w:val="44"/>
         </w:rPr>
       </w:pPr>
-      <w:proofErr w:type="gramStart"/>
       <w:r>
         <w:rPr>
           <w:rFonts w:ascii="仿宋" w:eastAsia="仿宋" w:hAnsi="仿宋" w:cs="方正小标宋_GBK" w:hint="eastAsia"/>
@@ -144,23 +143,12 @@
           <w:sz w:val="32"/>
           <w:szCs w:val="44"/>
         </w:rPr>
-        <w:t xml:space="preserve">申 请 </w:t>
-      </w:r>
-      <w:proofErr w:type="gramEnd"/>
-      <w:r>
-        <w:rPr>
-          <w:rFonts w:ascii="仿宋" w:eastAsia="仿宋" w:hAnsi="仿宋" w:cs="方正小标宋_GBK" w:hint="eastAsia"/>
-          <w:b/>
-          <w:bCs/>
-          <w:sz w:val="32"/>
-          <w:szCs w:val="44"/>
-        </w:rPr>
-        <w:t>人：渠承明</w:t>
-      </w:r>
-    </w:p>
-    <w:p>
-      <w:pPr>
-        <w:ind w:firstLineChars="200" w:firstLine="643"/>
+        <w:t>申 请 人：渠承明</w:t>
+      </w:r>
+    </w:p>
+    <w:p>
+      <w:pPr>
+        <w:ind w:firstLineChars="200" w:firstLine="640"/>
         <w:rPr>
           <w:rFonts w:ascii="仿宋" w:eastAsia="仿宋" w:hAnsi="仿宋" w:cs="方正小标宋_GBK"/>
           <w:b/>
@@ -234,7 +222,6 @@
           <w:b/>
           <w:bCs/>
         </w:rPr>
-        <w:lastRenderedPageBreak/>
         <w:t>技术评审申请报告</w:t>
       </w:r>
     </w:p>
@@ -263,157 +250,112 @@
       </w:r>
       <w:r>
         <w:pict w14:anchorId="0E751D38">
-          <v:rect id="_x0000_i1067" style="width:0;height:1.5pt" o:hralign="center" o:hrstd="t" o:hr="t" fillcolor="#a0a0a0" stroked="f"/>
+          <v:rect id="_x0000_i1025" style="width:0;height:1.5pt" o:hralign="center" o:hrstd="t" o:hr="t" fillcolor="#a0a0a0" stroked="f"/>
         </w:pict>
       </w:r>
     </w:p>
     <w:p>
       <w:pPr>
         <w:rPr>
+          <w:b/>
+          <w:bCs/>
+        </w:rPr>
+      </w:pPr>
+      <w:r>
+        <w:rPr>
           <w:rFonts w:hint="eastAsia"/>
           <w:b/>
           <w:bCs/>
         </w:rPr>
-      </w:pPr>
+        <w:t>一、背景介绍</w:t>
+      </w:r>
+    </w:p>
+    <w:p>
       <w:r>
         <w:rPr>
           <w:rFonts w:hint="eastAsia"/>
           <w:b/>
           <w:bCs/>
         </w:rPr>
-        <w:t>一、背景介绍</w:t>
-      </w:r>
-    </w:p>
-    <w:p>
+        <w:t xml:space="preserve">          </w:t>
+      </w:r>
       <w:r>
         <w:rPr>
           <w:rFonts w:hint="eastAsia"/>
-          <w:b/>
-          <w:bCs/>
-        </w:rPr>
-        <w:t xml:space="preserve">          </w:t>
+        </w:rPr>
+        <w:t>本次采购对应项目为《聚变堆高速芯部加料系统研制》，项目编号</w:t>
       </w:r>
       <w:r>
         <w:rPr>
           <w:rFonts w:hint="eastAsia"/>
         </w:rPr>
-        <w:t>本次采购对应项目为《聚变堆高速芯部加料系统研制》，项目</w:t>
-      </w:r>
-      <w:proofErr w:type="gramStart"/>
+        <w:t xml:space="preserve"> 25KZS204</w:t>
+      </w:r>
       <w:r>
         <w:rPr>
           <w:rFonts w:hint="eastAsia"/>
         </w:rPr>
-        <w:t>编号</w:t>
+        <w:t>，执行期限为</w:t>
       </w:r>
       <w:r>
         <w:rPr>
           <w:rFonts w:hint="eastAsia"/>
         </w:rPr>
-        <w:t xml:space="preserve"> 25KZS204</w:t>
-      </w:r>
-      <w:proofErr w:type="gramEnd"/>
+        <w:t xml:space="preserve"> 2025 </w:t>
+      </w:r>
       <w:r>
         <w:rPr>
           <w:rFonts w:hint="eastAsia"/>
         </w:rPr>
-        <w:t>，执行期限</w:t>
-      </w:r>
-      <w:proofErr w:type="gramStart"/>
+        <w:t>年</w:t>
+      </w:r>
       <w:r>
         <w:rPr>
           <w:rFonts w:hint="eastAsia"/>
         </w:rPr>
-        <w:t>为</w:t>
+        <w:t xml:space="preserve"> 9 </w:t>
       </w:r>
       <w:r>
         <w:rPr>
           <w:rFonts w:hint="eastAsia"/>
         </w:rPr>
-        <w:t xml:space="preserve"> 2025 </w:t>
-      </w:r>
-      <w:proofErr w:type="gramEnd"/>
+        <w:t>月至</w:t>
+      </w:r>
       <w:r>
         <w:rPr>
           <w:rFonts w:hint="eastAsia"/>
         </w:rPr>
+        <w:t xml:space="preserve"> 2027 </w:t>
+      </w:r>
+      <w:r>
+        <w:rPr>
+          <w:rFonts w:hint="eastAsia"/>
+        </w:rPr>
         <w:t>年</w:t>
       </w:r>
       <w:r>
         <w:rPr>
           <w:rFonts w:hint="eastAsia"/>
         </w:rPr>
-        <w:t xml:space="preserve"> </w:t>
-      </w:r>
-      <w:proofErr w:type="gramStart"/>
+        <w:t xml:space="preserve"> 8 </w:t>
+      </w:r>
       <w:r>
         <w:rPr>
           <w:rFonts w:hint="eastAsia"/>
         </w:rPr>
-        <w:t xml:space="preserve">9 </w:t>
+        <w:t>月，项目总经费预算</w:t>
       </w:r>
       <w:r>
         <w:rPr>
           <w:rFonts w:hint="eastAsia"/>
         </w:rPr>
-        <w:t>月至</w:t>
+        <w:t xml:space="preserve"> 2572</w:t>
       </w:r>
       <w:r>
         <w:rPr>
           <w:rFonts w:hint="eastAsia"/>
         </w:rPr>
-        <w:t xml:space="preserve"> 2027 </w:t>
-      </w:r>
-      <w:r>
-        <w:rPr>
-          <w:rFonts w:hint="eastAsia"/>
-        </w:rPr>
-        <w:t>年</w:t>
-      </w:r>
-      <w:r>
-        <w:rPr>
-          <w:rFonts w:hint="eastAsia"/>
-        </w:rPr>
-        <w:t xml:space="preserve"> 8 </w:t>
-      </w:r>
-      <w:r>
-        <w:rPr>
-          <w:rFonts w:hint="eastAsia"/>
-        </w:rPr>
-        <w:t>月</w:t>
-      </w:r>
-      <w:proofErr w:type="gramEnd"/>
-      <w:r>
-        <w:rPr>
-          <w:rFonts w:hint="eastAsia"/>
-        </w:rPr>
-        <w:t>，项目总经费</w:t>
-      </w:r>
-      <w:proofErr w:type="gramStart"/>
-      <w:r>
-        <w:rPr>
-          <w:rFonts w:hint="eastAsia"/>
-        </w:rPr>
-        <w:t>预算</w:t>
-      </w:r>
-      <w:r>
-        <w:rPr>
-          <w:rFonts w:hint="eastAsia"/>
-        </w:rPr>
-        <w:t xml:space="preserve"> 2572</w:t>
-      </w:r>
-      <w:r>
-        <w:rPr>
-          <w:rFonts w:hint="eastAsia"/>
-        </w:rPr>
-        <w:t>万元</w:t>
-      </w:r>
-      <w:proofErr w:type="gramEnd"/>
-      <w:r>
-        <w:rPr>
-          <w:rFonts w:hint="eastAsia"/>
-        </w:rPr>
-        <w:t>。本项目旨在研制面向聚变堆级应用的高速芯部加料等离子体注入装置，突破强磁场、长距离传输环境下的芯部加料关键技术，为我国下一代燃烧等离子体装置与聚变工程实验堆提供核心技术支撑。面向紧凑环等离子体主机脉冲放电过程中内壁电极溅射及杂质积累导致等离子体性能劣化的问题，建立一套多诊断协同、时序同步、定量反演和实验验证相结合的紧凑环等离子体杂质含量评估技术体系，实现杂质含量的可靠测量和控制效果评价，支撑镀膜工艺、预电离系统及杂质控制方法优化。</w:t>
+        <w:t>万元。本项目旨在研制面向聚变堆级应用的高速芯部加料等离子体注入装置，突破强磁场、长距离传输环境下的芯部加料关键技术，为我国下一代燃烧等离子体装置与聚变工程实验堆提供核心技术支撑。面向紧凑环等离子体主机脉冲放电过程中内壁电极溅射及杂质积累导致等离子体性能劣化的问题，建立一套多诊断协同、时序同步、定量反演和实验验证相结合的紧凑环等离子体杂质含量评估技术体系，实现杂质含量的可靠测量和控制效果评价，支撑镀膜工艺、预电离系统及杂质控制方法优化。</w:t>
       </w:r>
     </w:p>
     <w:p>
@@ -720,17 +662,12 @@
       <w:r>
         <w:t>紧凑环形成及加速过程属于快速脉冲过程，其主机形成、压缩和加速过程可在微秒量级完成。相关紧凑环装置的公开技术资料显示，典型单次形成及加速过程可以在</w:t>
       </w:r>
-      <w:proofErr w:type="gramStart"/>
       <w:r>
         <w:t xml:space="preserve">100 </w:t>
       </w:r>
       <w:proofErr w:type="spellStart"/>
       <w:r>
-        <w:t>μ</w:t>
-      </w:r>
-      <w:proofErr w:type="gramEnd"/>
-      <w:r>
-        <w:t>s</w:t>
+        <w:t>μs</w:t>
       </w:r>
       <w:proofErr w:type="spellEnd"/>
       <w:r>
@@ -795,19 +732,7 @@
           <w:rPr>
             <w:rStyle w:val="Hyperlink"/>
           </w:rPr>
-          <w:t>pape</w:t>
-        </w:r>
-        <w:r>
-          <w:rPr>
-            <w:rStyle w:val="Hyperlink"/>
-          </w:rPr>
-          <w:t>r</w:t>
-        </w:r>
-        <w:r>
-          <w:rPr>
-            <w:rStyle w:val="Hyperlink"/>
-          </w:rPr>
-          <w:t xml:space="preserve"> link</w:t>
+          <w:t>paper link</w:t>
         </w:r>
       </w:hyperlink>
       <w:r>
@@ -1026,7 +951,7 @@
     <w:p>
       <w:r>
         <w:pict w14:anchorId="3DEEA10B">
-          <v:rect id="_x0000_i1068" style="width:0;height:1.5pt" o:hralign="center" o:hrstd="t" o:hr="t" fillcolor="#a0a0a0" stroked="f"/>
+          <v:rect id="_x0000_i1026" style="width:0;height:1.5pt" o:hralign="center" o:hrstd="t" o:hr="t" fillcolor="#a0a0a0" stroked="f"/>
         </w:pict>
       </w:r>
     </w:p>
@@ -1074,25 +999,13 @@
           <w:b/>
           <w:bCs/>
         </w:rPr>
-        <w:t>设备名称</w:t>
-      </w:r>
-      <w:proofErr w:type="gramStart"/>
-      <w:r>
-        <w:rPr>
-          <w:b/>
-          <w:bCs/>
-        </w:rPr>
-        <w:t>：</w:t>
+        <w:t>设备名称：</w:t>
       </w:r>
       <w:r>
         <w:t xml:space="preserve"> </w:t>
       </w:r>
       <w:r>
-        <w:t>适用</w:t>
-      </w:r>
-      <w:proofErr w:type="gramEnd"/>
-      <w:r>
-        <w:t>于紧凑环主机测试平台的杂质监测诊断系统</w:t>
+        <w:t>适用于紧凑环主机测试平台的杂质监测诊断系统</w:t>
       </w:r>
       <w:r>
         <w:br/>
@@ -1102,25 +1015,13 @@
           <w:b/>
           <w:bCs/>
         </w:rPr>
-        <w:t>采购性质</w:t>
-      </w:r>
-      <w:proofErr w:type="gramStart"/>
-      <w:r>
-        <w:rPr>
-          <w:b/>
-          <w:bCs/>
-        </w:rPr>
-        <w:t>：</w:t>
+        <w:t>采购性质：</w:t>
       </w:r>
       <w:r>
         <w:t xml:space="preserve"> </w:t>
       </w:r>
       <w:r>
-        <w:t>项目</w:t>
-      </w:r>
-      <w:proofErr w:type="gramEnd"/>
-      <w:r>
-        <w:t>定制型大型科研仪器设备</w:t>
+        <w:t>项目定制型大型科研仪器设备</w:t>
       </w:r>
       <w:r>
         <w:br/>
@@ -1130,25 +1031,13 @@
           <w:b/>
           <w:bCs/>
         </w:rPr>
-        <w:t>核心技术路线</w:t>
-      </w:r>
-      <w:proofErr w:type="gramStart"/>
-      <w:r>
-        <w:rPr>
-          <w:b/>
-          <w:bCs/>
-        </w:rPr>
-        <w:t>：</w:t>
+        <w:t>核心技术路线：</w:t>
       </w:r>
       <w:r>
         <w:t xml:space="preserve"> </w:t>
       </w:r>
       <w:r>
-        <w:t>真空</w:t>
-      </w:r>
-      <w:proofErr w:type="gramEnd"/>
-      <w:r>
-        <w:t>紫外</w:t>
+        <w:t>真空紫外</w:t>
       </w:r>
       <w:r>
         <w:t>/</w:t>
@@ -1164,13 +1053,7 @@
     <w:p/>
     <w:p/>
     <w:p/>
-    <w:p>
-      <w:pPr>
-        <w:rPr>
-          <w:rFonts w:hint="eastAsia"/>
-        </w:rPr>
-      </w:pPr>
-    </w:p>
+    <w:p/>
     <w:p>
       <w:pPr>
         <w:rPr>
@@ -1200,9 +1083,9 @@
         <w:tblLook w:val="04A0" w:firstRow="1" w:lastRow="0" w:firstColumn="1" w:lastColumn="0" w:noHBand="0" w:noVBand="1"/>
       </w:tblPr>
       <w:tblGrid>
-        <w:gridCol w:w="464"/>
-        <w:gridCol w:w="1008"/>
-        <w:gridCol w:w="7168"/>
+        <w:gridCol w:w="459"/>
+        <w:gridCol w:w="1010"/>
+        <w:gridCol w:w="7171"/>
       </w:tblGrid>
       <w:tr>
         <w:trPr>
@@ -1346,11 +1229,6 @@
             <w:hideMark/>
           </w:tcPr>
           <w:p>
-            <w:pPr>
-              <w:rPr>
-                <w:rFonts w:hint="eastAsia"/>
-              </w:rPr>
-            </w:pPr>
             <w:r>
               <w:t>光谱覆盖范围</w:t>
             </w:r>
@@ -1557,11 +1435,6 @@
             <w:hideMark/>
           </w:tcPr>
           <w:p>
-            <w:pPr>
-              <w:rPr>
-                <w:rFonts w:hint="eastAsia"/>
-              </w:rPr>
-            </w:pPr>
             <w:r>
               <w:rPr>
                 <w:rFonts w:hint="eastAsia"/>
@@ -1620,11 +1493,6 @@
             <w:hideMark/>
           </w:tcPr>
           <w:p>
-            <w:pPr>
-              <w:rPr>
-                <w:rFonts w:hint="eastAsia"/>
-              </w:rPr>
-            </w:pPr>
             <w:r>
               <w:rPr>
                 <w:rFonts w:hint="eastAsia"/>
@@ -1681,11 +1549,6 @@
             <w:hideMark/>
           </w:tcPr>
           <w:p>
-            <w:pPr>
-              <w:rPr>
-                <w:rFonts w:hint="eastAsia"/>
-              </w:rPr>
-            </w:pPr>
             <w:r>
               <w:rPr>
                 <w:rFonts w:hint="eastAsia"/>
@@ -1738,11 +1601,6 @@
             <w:hideMark/>
           </w:tcPr>
           <w:p>
-            <w:pPr>
-              <w:rPr>
-                <w:rFonts w:hint="eastAsia"/>
-              </w:rPr>
-            </w:pPr>
             <w:r>
               <w:rPr>
                 <w:rFonts w:hint="eastAsia"/>
@@ -1774,18 +1632,13 @@
               <w:t>单次全谱采集时间</w:t>
             </w:r>
             <w:r>
-              <w:t>**≤</w:t>
-            </w:r>
-            <w:proofErr w:type="gramStart"/>
-            <w:r>
-              <w:t xml:space="preserve">10 </w:t>
+              <w:t xml:space="preserve">**≤10 </w:t>
             </w:r>
             <w:proofErr w:type="spellStart"/>
             <w:r>
               <w:t>ms</w:t>
             </w:r>
             <w:proofErr w:type="spellEnd"/>
-            <w:proofErr w:type="gramEnd"/>
             <w:r>
               <w:t>**</w:t>
             </w:r>
@@ -1803,11 +1656,6 @@
             <w:hideMark/>
           </w:tcPr>
           <w:p>
-            <w:pPr>
-              <w:rPr>
-                <w:rFonts w:hint="eastAsia"/>
-              </w:rPr>
-            </w:pPr>
             <w:r>
               <w:t>1</w:t>
             </w:r>
@@ -1867,11 +1715,6 @@
             <w:hideMark/>
           </w:tcPr>
           <w:p>
-            <w:pPr>
-              <w:rPr>
-                <w:rFonts w:hint="eastAsia"/>
-              </w:rPr>
-            </w:pPr>
             <w:r>
               <w:t>1</w:t>
             </w:r>
@@ -1912,19 +1755,11 @@
               <w:t xml:space="preserve"> </w:t>
             </w:r>
             <w:r>
-              <w:t>≤</w:t>
-            </w:r>
-            <w:proofErr w:type="gramStart"/>
-            <w:r>
-              <w:t xml:space="preserve">10 </w:t>
+              <w:t xml:space="preserve">≤10 </w:t>
             </w:r>
             <w:proofErr w:type="spellStart"/>
             <w:r>
-              <w:t>μ</w:t>
-            </w:r>
-            <w:proofErr w:type="gramEnd"/>
-            <w:r>
-              <w:t>s</w:t>
+              <w:t>μs</w:t>
             </w:r>
             <w:proofErr w:type="spellEnd"/>
           </w:p>
@@ -1941,11 +1776,6 @@
             <w:hideMark/>
           </w:tcPr>
           <w:p>
-            <w:pPr>
-              <w:rPr>
-                <w:rFonts w:hint="eastAsia"/>
-              </w:rPr>
-            </w:pPr>
             <w:r>
               <w:t>1</w:t>
             </w:r>
@@ -1999,11 +1829,6 @@
             <w:hideMark/>
           </w:tcPr>
           <w:p>
-            <w:pPr>
-              <w:rPr>
-                <w:rFonts w:hint="eastAsia"/>
-              </w:rPr>
-            </w:pPr>
             <w:r>
               <w:lastRenderedPageBreak/>
               <w:t>1</w:t>
@@ -2052,11 +1877,6 @@
             <w:hideMark/>
           </w:tcPr>
           <w:p>
-            <w:pPr>
-              <w:rPr>
-                <w:rFonts w:hint="eastAsia"/>
-              </w:rPr>
-            </w:pPr>
             <w:r>
               <w:t>1</w:t>
             </w:r>
@@ -2116,11 +1936,6 @@
             <w:hideMark/>
           </w:tcPr>
           <w:p>
-            <w:pPr>
-              <w:rPr>
-                <w:rFonts w:hint="eastAsia"/>
-              </w:rPr>
-            </w:pPr>
             <w:r>
               <w:t>1</w:t>
             </w:r>
@@ -2180,11 +1995,6 @@
             <w:hideMark/>
           </w:tcPr>
           <w:p>
-            <w:pPr>
-              <w:rPr>
-                <w:rFonts w:hint="eastAsia"/>
-              </w:rPr>
-            </w:pPr>
             <w:r>
               <w:t>1</w:t>
             </w:r>
@@ -2232,11 +2042,6 @@
             <w:hideMark/>
           </w:tcPr>
           <w:p>
-            <w:pPr>
-              <w:rPr>
-                <w:rFonts w:hint="eastAsia"/>
-              </w:rPr>
-            </w:pPr>
             <w:r>
               <w:rPr>
                 <w:rFonts w:hint="eastAsia"/>
@@ -2299,11 +2104,6 @@
             <w:hideMark/>
           </w:tcPr>
           <w:p>
-            <w:pPr>
-              <w:rPr>
-                <w:rFonts w:hint="eastAsia"/>
-              </w:rPr>
-            </w:pPr>
             <w:r>
               <w:rPr>
                 <w:rFonts w:hint="eastAsia"/>
@@ -2348,11 +2148,6 @@
             <w:hideMark/>
           </w:tcPr>
           <w:p>
-            <w:pPr>
-              <w:rPr>
-                <w:rFonts w:hint="eastAsia"/>
-              </w:rPr>
-            </w:pPr>
             <w:r>
               <w:rPr>
                 <w:rFonts w:hint="eastAsia"/>
@@ -2397,11 +2192,6 @@
             <w:hideMark/>
           </w:tcPr>
           <w:p>
-            <w:pPr>
-              <w:rPr>
-                <w:rFonts w:hint="eastAsia"/>
-              </w:rPr>
-            </w:pPr>
             <w:r>
               <w:t>2</w:t>
             </w:r>
@@ -2473,11 +2263,6 @@
             <w:hideMark/>
           </w:tcPr>
           <w:p>
-            <w:pPr>
-              <w:rPr>
-                <w:rFonts w:hint="eastAsia"/>
-              </w:rPr>
-            </w:pPr>
             <w:r>
               <w:t>2</w:t>
             </w:r>
@@ -2531,11 +2316,6 @@
             <w:hideMark/>
           </w:tcPr>
           <w:p>
-            <w:pPr>
-              <w:rPr>
-                <w:rFonts w:hint="eastAsia"/>
-              </w:rPr>
-            </w:pPr>
             <w:r>
               <w:t>2</w:t>
             </w:r>
@@ -2600,11 +2380,6 @@
             <w:hideMark/>
           </w:tcPr>
           <w:p>
-            <w:pPr>
-              <w:rPr>
-                <w:rFonts w:hint="eastAsia"/>
-              </w:rPr>
-            </w:pPr>
             <w:r>
               <w:t>2</w:t>
             </w:r>
@@ -2652,11 +2427,6 @@
             <w:hideMark/>
           </w:tcPr>
           <w:p>
-            <w:pPr>
-              <w:rPr>
-                <w:rFonts w:hint="eastAsia"/>
-              </w:rPr>
-            </w:pPr>
             <w:r>
               <w:t>2</w:t>
             </w:r>
@@ -2704,11 +2474,6 @@
             <w:hideMark/>
           </w:tcPr>
           <w:p>
-            <w:pPr>
-              <w:rPr>
-                <w:rFonts w:hint="eastAsia"/>
-              </w:rPr>
-            </w:pPr>
             <w:r>
               <w:rPr>
                 <w:rFonts w:hint="eastAsia"/>
@@ -2895,11 +2660,6 @@
       </w:tr>
     </w:tbl>
     <w:p>
-      <w:pPr>
-        <w:rPr>
-          <w:rFonts w:hint="eastAsia"/>
-        </w:rPr>
-      </w:pPr>
       <w:r>
         <w:t>上述参数中的光谱范围以</w:t>
       </w:r>
@@ -2963,190 +2723,164 @@
         <w:rPr>
           <w:rStyle w:val="Hyperlink"/>
         </w:rPr>
-        <w:t>McPh</w:t>
+        <w:t>McPherson 234/302</w:t>
+      </w:r>
+      <w:r>
+        <w:fldChar w:fldCharType="end"/>
+      </w:r>
+      <w:r>
+        <w:t>型</w:t>
+      </w:r>
+      <w:r>
+        <w:t>VUV</w:t>
+      </w:r>
+      <w:r>
+        <w:t>光谱仪采用</w:t>
+      </w:r>
+      <w:r>
+        <w:t>Seya-</w:t>
+      </w:r>
+      <w:proofErr w:type="spellStart"/>
+      <w:r>
+        <w:t>Namioka</w:t>
+      </w:r>
+      <w:proofErr w:type="spellEnd"/>
+      <w:r>
+        <w:t>结构，焦距</w:t>
+      </w:r>
+      <w:r>
+        <w:t>200 mm</w:t>
+      </w:r>
+      <w:r>
+        <w:t>，可根据光栅覆盖至</w:t>
+      </w:r>
+      <w:r>
+        <w:t>550 nm</w:t>
+      </w:r>
+      <w:r>
+        <w:t>，</w:t>
+      </w:r>
+      <w:r>
+        <w:t>1200 grooves/mm</w:t>
+      </w:r>
+      <w:r>
+        <w:t>条件下典型光谱分辨率为</w:t>
+      </w:r>
+      <w:r>
+        <w:t>0.10 nm</w:t>
+      </w:r>
+      <w:r>
+        <w:t>，并支持</w:t>
+      </w:r>
+      <w:r>
+        <w:t>10^-6 torr</w:t>
+      </w:r>
+      <w:r>
+        <w:t>高真空运行；</w:t>
+      </w:r>
+      <w:r>
+        <w:fldChar w:fldCharType="begin"/>
+      </w:r>
+      <w:r>
+        <w:instrText>HYPERLINK "https://www.horiba.com/int/scientific/products/detail/action/show/Product/h20-uvl-1-1845/"</w:instrText>
+      </w:r>
+      <w:r>
+        <w:fldChar w:fldCharType="separate"/>
       </w:r>
       <w:r>
         <w:rPr>
           <w:rStyle w:val="Hyperlink"/>
         </w:rPr>
-        <w:t>e</w:t>
-      </w:r>
-      <w:r>
-        <w:rPr>
-          <w:rStyle w:val="Hyperlink"/>
-        </w:rPr>
-        <w:t>rson 234/302</w:t>
+        <w:t>HORIBA H20-UVL</w:t>
       </w:r>
       <w:r>
         <w:fldChar w:fldCharType="end"/>
       </w:r>
       <w:r>
-        <w:t>型</w:t>
+        <w:t>则可在真空环境下覆盖</w:t>
+      </w:r>
+      <w:r>
+        <w:t>100</w:t>
+      </w:r>
+      <w:r>
+        <w:t>～</w:t>
+      </w:r>
+      <w:r>
+        <w:t>400 nm</w:t>
+      </w:r>
+      <w:r>
+        <w:t>，并提供</w:t>
+      </w:r>
+      <w:r>
+        <w:t>1200 grooves/mm</w:t>
+      </w:r>
+      <w:r>
+        <w:t>光栅、优于</w:t>
+      </w:r>
+      <w:r>
+        <w:t>0.5 nm</w:t>
+      </w:r>
+      <w:r>
+        <w:t>的分辨率和</w:t>
+      </w:r>
+      <w:r>
+        <w:t>10^-5 mbar</w:t>
+      </w:r>
+      <w:r>
+        <w:t>级真空能力。</w:t>
+      </w:r>
+    </w:p>
+    <w:p>
+      <w:r>
+        <w:t>需要特别说明的是，本项目采购指标不能仅以普通</w:t>
       </w:r>
       <w:r>
         <w:t>VUV</w:t>
       </w:r>
       <w:r>
-        <w:t>光谱仪采用</w:t>
-      </w:r>
-      <w:r>
-        <w:t>Seya-Namioka</w:t>
-      </w:r>
-      <w:r>
-        <w:t>结构，焦距</w:t>
-      </w:r>
-      <w:proofErr w:type="gramStart"/>
-      <w:r>
-        <w:t>200 mm</w:t>
-      </w:r>
-      <w:proofErr w:type="gramEnd"/>
-      <w:r>
-        <w:t>，可根据光栅覆盖至</w:t>
-      </w:r>
-      <w:r>
-        <w:t>550 nm</w:t>
-      </w:r>
-      <w:r>
-        <w:t>，</w:t>
-      </w:r>
-      <w:r>
-        <w:t>1200 grooves/mm</w:t>
-      </w:r>
-      <w:r>
-        <w:t>条件下典型光谱分辨率为</w:t>
-      </w:r>
-      <w:r>
-        <w:t>0.10 nm</w:t>
-      </w:r>
-      <w:r>
-        <w:t>，并支持</w:t>
-      </w:r>
-      <w:r>
-        <w:t>10^-6 torr</w:t>
-      </w:r>
-      <w:r>
-        <w:t>高真空运行；</w:t>
-      </w:r>
-      <w:r>
-        <w:fldChar w:fldCharType="begin"/>
-      </w:r>
-      <w:r>
-        <w:instrText>HYPERLINK "https://www.horiba.com/int/scientific/products/detail/action/show/Product/h20-uvl-1-1845/"</w:instrText>
-      </w:r>
-      <w:r>
-        <w:fldChar w:fldCharType="separate"/>
-      </w:r>
-      <w:r>
-        <w:rPr>
-          <w:rStyle w:val="Hyperlink"/>
-        </w:rPr>
-        <w:t>HORIBA H20-</w:t>
-      </w:r>
-      <w:r>
-        <w:rPr>
-          <w:rStyle w:val="Hyperlink"/>
-        </w:rPr>
-        <w:t>U</w:t>
-      </w:r>
-      <w:r>
-        <w:rPr>
-          <w:rStyle w:val="Hyperlink"/>
-        </w:rPr>
-        <w:t>VL</w:t>
-      </w:r>
-      <w:r>
-        <w:fldChar w:fldCharType="end"/>
-      </w:r>
-      <w:r>
-        <w:t>则可在真空环境下覆盖</w:t>
-      </w:r>
-      <w:r>
-        <w:t>100</w:t>
-      </w:r>
-      <w:r>
-        <w:t>～</w:t>
-      </w:r>
-      <w:r>
-        <w:t>400 nm</w:t>
-      </w:r>
-      <w:r>
-        <w:t>，并提供</w:t>
-      </w:r>
-      <w:r>
-        <w:t>1200 grooves/mm</w:t>
-      </w:r>
-      <w:r>
-        <w:t>光栅、优于</w:t>
-      </w:r>
-      <w:r>
-        <w:t>0.5 nm</w:t>
-      </w:r>
-      <w:r>
-        <w:t>的分辨率和</w:t>
-      </w:r>
-      <w:r>
-        <w:t>10^-5 mbar</w:t>
-      </w:r>
-      <w:r>
-        <w:t>级真空能力。</w:t>
-      </w:r>
-    </w:p>
-    <w:p>
-      <w:r>
-        <w:t>需要特别说明的是，本项目采购指标不能仅以普通</w:t>
+        <w:t>光谱仪的</w:t>
+      </w:r>
+      <w:r>
+        <w:t>“</w:t>
+      </w:r>
+      <w:r>
+        <w:t>光谱范围、分辨率</w:t>
+      </w:r>
+      <w:r>
+        <w:t>”</w:t>
+      </w:r>
+      <w:r>
+        <w:t>作为全部评价依据。主机真空接口、</w:t>
       </w:r>
       <w:r>
         <w:t>VUV</w:t>
       </w:r>
       <w:r>
-        <w:t>光谱仪的</w:t>
+        <w:t>光路、外部触发、脉冲放电同步、抗电磁干扰和紧</w:t>
+      </w:r>
+      <w:r>
+        <w:t>凑环主机现场</w:t>
+      </w:r>
+      <w:r>
+        <w:t>安装适配能力应列为核心技术指标。这些指标共同构成该设备的</w:t>
       </w:r>
       <w:r>
         <w:t>“</w:t>
       </w:r>
       <w:r>
-        <w:t>光谱范围、分辨率</w:t>
+        <w:t>紧凑环专用性</w:t>
       </w:r>
       <w:r>
         <w:t>”</w:t>
       </w:r>
       <w:r>
-        <w:t>作为全部评价依据。主机真空接口、</w:t>
-      </w:r>
-      <w:r>
-        <w:t>VUV</w:t>
-      </w:r>
-      <w:r>
-        <w:t>光路、外部触发、脉冲放电同步、抗电磁干扰和紧</w:t>
-      </w:r>
-      <w:r>
-        <w:t>凑环主机现场</w:t>
-      </w:r>
-      <w:r>
-        <w:t>安装适配能力应列为核心技术指标。这些指标共同构成该设备的</w:t>
-      </w:r>
-      <w:r>
-        <w:t>“</w:t>
-      </w:r>
-      <w:r>
-        <w:t>紧凑环专用性</w:t>
-      </w:r>
-      <w:r>
-        <w:t>”</w:t>
-      </w:r>
-      <w:r>
         <w:t>。</w:t>
       </w:r>
     </w:p>
     <w:p>
-      <w:pPr>
-        <w:rPr>
-          <w:rFonts w:hint="eastAsia"/>
-        </w:rPr>
-      </w:pPr>
       <w:r>
         <w:pict w14:anchorId="6FED5A2E">
-          <v:rect id="_x0000_i1082" style="width:0;height:1.5pt" o:hralign="center" o:hrstd="t" o:hr="t" fillcolor="#a0a0a0" stroked="f"/>
+          <v:rect id="_x0000_i1027" style="width:0;height:1.5pt" o:hralign="center" o:hrstd="t" o:hr="t" fillcolor="#a0a0a0" stroked="f"/>
         </w:pict>
       </w:r>
     </w:p>
@@ -3211,17 +2945,11 @@
         <w:t>无</w:t>
       </w:r>
     </w:p>
-    <w:p>
-      <w:pPr>
-        <w:rPr>
-          <w:rFonts w:hint="eastAsia"/>
-        </w:rPr>
-      </w:pPr>
-    </w:p>
+    <w:p/>
     <w:p>
       <w:r>
         <w:pict w14:anchorId="06A50994">
-          <v:rect id="_x0000_i1069" style="width:0;height:1.5pt" o:hralign="center" o:hrstd="t" o:hr="t" fillcolor="#a0a0a0" stroked="f"/>
+          <v:rect id="_x0000_i1028" style="width:0;height:1.5pt" o:hralign="center" o:hrstd="t" o:hr="t" fillcolor="#a0a0a0" stroked="f"/>
         </w:pict>
       </w:r>
     </w:p>
@@ -3310,57 +3038,6 @@
           <w:rFonts w:hint="eastAsia"/>
         </w:rPr>
         <w:t>。</w:t>
-      </w:r>
-    </w:p>
-    <w:p>
-      <w:pPr>
-        <w:spacing w:line="360" w:lineRule="auto"/>
-        <w:ind w:firstLine="420"/>
-      </w:pPr>
-      <w:r>
-        <w:rPr>
-          <w:rFonts w:hint="eastAsia"/>
-        </w:rPr>
-        <w:t>没有同时满足真空测量、紫外波段，适合测量紧凑环等离子体的光谱系统；</w:t>
-      </w:r>
-      <w:r>
-        <w:t>没有</w:t>
-      </w:r>
-      <w:r>
-        <w:rPr>
-          <w:rFonts w:hint="eastAsia"/>
-        </w:rPr>
-        <w:t>满足相应波段的窄带滤波的高速</w:t>
-      </w:r>
-      <w:r>
-        <w:rPr>
-          <w:rFonts w:hint="eastAsia"/>
-        </w:rPr>
-        <w:t>ICCD</w:t>
-      </w:r>
-      <w:r>
-        <w:rPr>
-          <w:rFonts w:hint="eastAsia"/>
-        </w:rPr>
-        <w:t>系统；没有适合测量目标气体分子的差分抽气四极质谱系统，而是多用于化学生物样品检测；没有合适的用于紧凑环等离子体</w:t>
-      </w:r>
-      <w:r>
-        <w:t>辐射热测量</w:t>
-      </w:r>
-      <w:r>
-        <w:rPr>
-          <w:rFonts w:hint="eastAsia"/>
-        </w:rPr>
-        <w:t>的</w:t>
-      </w:r>
-      <w:r>
-        <w:t>系统</w:t>
-      </w:r>
-      <w:r>
-        <w:rPr>
-          <w:rFonts w:hint="eastAsia"/>
-        </w:rPr>
-        <w:t>，或是无法满足紧凑环等离子体要求的微秒级测量。</w:t>
       </w:r>
     </w:p>
     <w:p>
@@ -3552,22 +3229,19 @@
       <w:pPr>
         <w:spacing w:line="360" w:lineRule="auto"/>
         <w:ind w:firstLine="420"/>
+      </w:pPr>
+    </w:p>
+    <w:p/>
+    <w:p>
+      <w:pPr>
+        <w:rPr>
+          <w:b/>
+          <w:bCs/>
+        </w:rPr>
+      </w:pPr>
+      <w:r>
         <w:rPr>
           <w:rFonts w:hint="eastAsia"/>
-        </w:rPr>
-      </w:pPr>
-    </w:p>
-    <w:p/>
-    <w:p>
-      <w:pPr>
-        <w:rPr>
-          <w:b/>
-          <w:bCs/>
-        </w:rPr>
-      </w:pPr>
-      <w:r>
-        <w:rPr>
-          <w:rFonts w:hint="eastAsia"/>
           <w:b/>
           <w:bCs/>
         </w:rPr>
@@ -3598,7 +3272,6 @@
     </w:p>
     <w:p>
       <w:r>
-        <w:lastRenderedPageBreak/>
         <w:t>围绕</w:t>
       </w:r>
       <w:r>
@@ -3629,15 +3302,7 @@
             <w:b/>
             <w:bCs/>
           </w:rPr>
-          <w:t>安徽创谱仪</w:t>
-        </w:r>
-        <w:r>
-          <w:rPr>
-            <w:rStyle w:val="Hyperlink"/>
-            <w:b/>
-            <w:bCs/>
-          </w:rPr>
-          <w:t>器</w:t>
+          <w:t>安徽创谱仪器</w:t>
         </w:r>
         <w:r>
           <w:rPr>
@@ -3653,23 +3318,7 @@
             <w:b/>
             <w:bCs/>
           </w:rPr>
-          <w:t>创谱</w:t>
-        </w:r>
-        <w:r>
-          <w:rPr>
-            <w:rStyle w:val="Hyperlink"/>
-            <w:b/>
-            <w:bCs/>
-          </w:rPr>
-          <w:t>科</w:t>
-        </w:r>
-        <w:r>
-          <w:rPr>
-            <w:rStyle w:val="Hyperlink"/>
-            <w:b/>
-            <w:bCs/>
-          </w:rPr>
-          <w:t>技</w:t>
+          <w:t>创谱科技</w:t>
         </w:r>
       </w:hyperlink>
     </w:p>
@@ -3720,7 +3369,15 @@
           <w:rPr>
             <w:rStyle w:val="Hyperlink"/>
           </w:rPr>
-          <w:t>公开报价资料</w:t>
+          <w:t>公开报价资</w:t>
+        </w:r>
+        <w:bookmarkStart w:id="0" w:name="_GoBack"/>
+        <w:bookmarkEnd w:id="0"/>
+        <w:r>
+          <w:rPr>
+            <w:rStyle w:val="Hyperlink"/>
+          </w:rPr>
+          <w:t>料</w:t>
         </w:r>
         <w:r>
           <w:rPr>
@@ -3809,11 +3466,9 @@
       <w:r>
         <w:t>光谱仪公开参数包括焦距</w:t>
       </w:r>
-      <w:proofErr w:type="gramStart"/>
       <w:r>
         <w:t>270 mm</w:t>
       </w:r>
-      <w:proofErr w:type="gramEnd"/>
       <w:r>
         <w:t>、</w:t>
       </w:r>
@@ -3835,17 +3490,12 @@
       <w:r>
         <w:t>～</w:t>
       </w:r>
-      <w:proofErr w:type="gramStart"/>
       <w:r>
         <w:t xml:space="preserve">300 </w:t>
       </w:r>
       <w:proofErr w:type="spellStart"/>
       <w:r>
-        <w:t>μ</w:t>
-      </w:r>
-      <w:proofErr w:type="gramEnd"/>
-      <w:r>
-        <w:t>m</w:t>
+        <w:t>μm</w:t>
       </w:r>
       <w:proofErr w:type="spellEnd"/>
       <w:r>
@@ -3880,47 +3530,53 @@
           <w:rPr>
             <w:rStyle w:val="Hyperlink"/>
           </w:rPr>
-          <w:t>lin</w:t>
+          <w:t>link</w:t>
+        </w:r>
+      </w:hyperlink>
+      <w:r>
+        <w:rPr>
+          <w:rFonts w:hint="eastAsia"/>
+        </w:rPr>
+        <w:t>)</w:t>
+      </w:r>
+      <w:r>
+        <w:t>。</w:t>
+      </w:r>
+    </w:p>
+    <w:p>
+      <w:pPr>
+        <w:rPr>
+          <w:b/>
+          <w:bCs/>
+        </w:rPr>
+      </w:pPr>
+      <w:r>
+        <w:rPr>
+          <w:b/>
+          <w:bCs/>
+        </w:rPr>
+        <w:t>2. HORIBA</w:t>
+      </w:r>
+    </w:p>
+    <w:p>
+      <w:hyperlink r:id="rId16" w:history="1">
+        <w:r>
+          <w:rPr>
+            <w:rStyle w:val="Hyperlink"/>
+          </w:rPr>
+          <w:t>HORIBA H</w:t>
         </w:r>
         <w:r>
           <w:rPr>
             <w:rStyle w:val="Hyperlink"/>
           </w:rPr>
-          <w:t>k</w:t>
+          <w:t>2</w:t>
         </w:r>
-      </w:hyperlink>
-      <w:r>
-        <w:rPr>
-          <w:rFonts w:hint="eastAsia"/>
-        </w:rPr>
-        <w:t>)</w:t>
-      </w:r>
-      <w:r>
-        <w:t>。</w:t>
-      </w:r>
-    </w:p>
-    <w:p>
-      <w:pPr>
-        <w:rPr>
-          <w:b/>
-          <w:bCs/>
-        </w:rPr>
-      </w:pPr>
-      <w:r>
-        <w:rPr>
-          <w:b/>
-          <w:bCs/>
-        </w:rPr>
-        <w:t>2. HORIBA</w:t>
-      </w:r>
-    </w:p>
-    <w:p>
-      <w:hyperlink r:id="rId16" w:history="1">
         <w:r>
           <w:rPr>
             <w:rStyle w:val="Hyperlink"/>
           </w:rPr>
-          <w:t>HORIBA H20-UVL</w:t>
+          <w:t>0-UVL</w:t>
         </w:r>
       </w:hyperlink>
       <w:r>
@@ -4036,19 +3692,19 @@
           <w:rPr>
             <w:rStyle w:val="Hyperlink"/>
           </w:rPr>
-          <w:t>McPherson 234</w:t>
+          <w:t>McPherson 234/3</w:t>
         </w:r>
         <w:r>
           <w:rPr>
             <w:rStyle w:val="Hyperlink"/>
           </w:rPr>
-          <w:t>/</w:t>
+          <w:t>0</w:t>
         </w:r>
         <w:r>
           <w:rPr>
             <w:rStyle w:val="Hyperlink"/>
           </w:rPr>
-          <w:t>302</w:t>
+          <w:t>2</w:t>
         </w:r>
       </w:hyperlink>
       <w:r>
@@ -4149,25 +3805,25 @@
           <w:rPr>
             <w:rStyle w:val="Hyperlink"/>
           </w:rPr>
-          <w:t>光谱诊断，并在</w:t>
+          <w:t>光谱诊</w:t>
         </w:r>
         <w:r>
           <w:rPr>
             <w:rStyle w:val="Hyperlink"/>
           </w:rPr>
-          <w:t>2</w:t>
+          <w:t>断</w:t>
         </w:r>
         <w:r>
           <w:rPr>
             <w:rStyle w:val="Hyperlink"/>
           </w:rPr>
-          <w:t>0</w:t>
+          <w:t>，并在</w:t>
         </w:r>
         <w:r>
           <w:rPr>
             <w:rStyle w:val="Hyperlink"/>
           </w:rPr>
-          <w:t>19</w:t>
+          <w:t>2019</w:t>
         </w:r>
         <w:r>
           <w:rPr>
@@ -4242,7 +3898,6 @@
           <w:b/>
           <w:bCs/>
         </w:rPr>
-        <w:lastRenderedPageBreak/>
         <w:t xml:space="preserve">4. </w:t>
       </w:r>
       <w:r>
@@ -4273,19 +3928,7 @@
           <w:rPr>
             <w:rStyle w:val="Hyperlink"/>
           </w:rPr>
-          <w:t>公开采购信息</w:t>
-        </w:r>
-        <w:r>
-          <w:rPr>
-            <w:rStyle w:val="Hyperlink"/>
-          </w:rPr>
-          <w:t>显</w:t>
-        </w:r>
-        <w:r>
-          <w:rPr>
-            <w:rStyle w:val="Hyperlink"/>
-          </w:rPr>
-          <w:t>示</w:t>
+          <w:t>公开采购信息显示</w:t>
         </w:r>
       </w:hyperlink>
       <w:r>
@@ -4372,12 +4015,12 @@
         <w:tblLook w:val="04A0" w:firstRow="1" w:lastRow="0" w:firstColumn="1" w:lastColumn="0" w:noHBand="0" w:noVBand="1"/>
       </w:tblPr>
       <w:tblGrid>
-        <w:gridCol w:w="1541"/>
-        <w:gridCol w:w="2459"/>
-        <w:gridCol w:w="1727"/>
+        <w:gridCol w:w="1505"/>
+        <w:gridCol w:w="2470"/>
+        <w:gridCol w:w="1728"/>
         <w:gridCol w:w="766"/>
-        <w:gridCol w:w="441"/>
-        <w:gridCol w:w="1706"/>
+        <w:gridCol w:w="429"/>
+        <w:gridCol w:w="1742"/>
       </w:tblGrid>
       <w:tr>
         <w:trPr>
@@ -4402,6 +4045,7 @@
                 <w:b/>
                 <w:bCs/>
               </w:rPr>
+              <w:lastRenderedPageBreak/>
               <w:t>供应商</w:t>
             </w:r>
             <w:r>
@@ -4987,7 +4631,7 @@
     <w:p>
       <w:r>
         <w:pict w14:anchorId="6875604F">
-          <v:rect id="_x0000_i1071" style="width:0;height:1.5pt" o:hralign="center" o:hrstd="t" o:hr="t" fillcolor="#a0a0a0" stroked="f"/>
+          <v:rect id="_x0000_i1029" style="width:0;height:1.5pt" o:hralign="center" o:hrstd="t" o:hr="t" fillcolor="#a0a0a0" stroked="f"/>
         </w:pict>
       </w:r>
     </w:p>
@@ -5003,7 +4647,6 @@
           <w:b/>
           <w:bCs/>
         </w:rPr>
-        <w:lastRenderedPageBreak/>
         <w:t>（</w:t>
       </w:r>
       <w:r>
@@ -5073,6 +4716,7 @@
         </w:numPr>
       </w:pPr>
       <w:r>
+        <w:lastRenderedPageBreak/>
         <w:t>保留具有</w:t>
       </w:r>
       <w:r>
@@ -5295,13 +4939,7 @@
         <w:t>发出技术询价。</w:t>
       </w:r>
     </w:p>
-    <w:p>
-      <w:pPr>
-        <w:rPr>
-          <w:rFonts w:hint="eastAsia"/>
-        </w:rPr>
-      </w:pPr>
-    </w:p>
+    <w:p/>
     <w:p/>
     <w:sectPr>
       <w:footerReference w:type="default" r:id="rId20"/>
@@ -5315,7 +4953,7 @@
 </file>
 
 <file path=word/endnotes.xml><?xml version="1.0" encoding="utf-8"?>
-<w:endnotes xmlns:wpc="http://schemas.microsoft.com/office/word/2010/wordprocessingCanvas" xmlns:cx="http://schemas.microsoft.com/office/drawing/2014/chartex" xmlns:cx1="http://schemas.microsoft.com/office/drawing/2015/9/8/chartex" xmlns:cx2="http://schemas.microsoft.com/office/drawing/2015/10/21/chartex" xmlns:cx3="http://schemas.microsoft.com/office/drawing/2016/5/9/chartex" xmlns:cx4="http://schemas.microsoft.com/office/drawing/2016/5/10/chartex" xmlns:cx5="http://schemas.microsoft.com/office/drawing/2016/5/11/chartex" xmlns:cx6="http://schemas.microsoft.com/office/drawing/2016/5/12/chartex" xmlns:cx7="http://schemas.microsoft.com/office/drawing/2016/5/13/chartex" xmlns:cx8="http://schemas.microsoft.com/office/drawing/2016/5/14/chartex" xmlns:mc="http://schemas.openxmlformats.org/markup-compatibility/2006" xmlns:aink="http://schemas.microsoft.com/office/drawing/2016/ink" xmlns:am3d="http://schemas.microsoft.com/office/drawing/2017/model3d" xmlns:o="urn:schemas-microsoft-com:office:office" xmlns:oel="http://schemas.microsoft.com/office/2019/extlst" xmlns:r="http://schemas.openxmlformats.org/officeDocument/2006/relationships" xmlns:m="http://schemas.openxmlformats.org/officeDocument/2006/math" xmlns:v="urn:schemas-microsoft-com:vml" xmlns:wp14="http://schemas.microsoft.com/office/word/2010/wordprocessingDrawing" xmlns:wp="http://schemas.openxmlformats.org/drawingml/2006/wordprocessingDrawing" xmlns:w10="urn:schemas-microsoft-com:office:word" xmlns:w="http://schemas.openxmlformats.org/wordprocessingml/2006/main" xmlns:w14="http://schemas.microsoft.com/office/word/2010/wordml" xmlns:w15="http://schemas.microsoft.com/office/word/2012/wordml" xmlns:w16cex="http://schemas.microsoft.com/office/word/2018/wordml/cex" xmlns:w16cid="http://schemas.microsoft.com/office/word/2016/wordml/cid" xmlns:w16="http://schemas.microsoft.com/office/word/2018/wordml" xmlns:w16du="http://schemas.microsoft.com/office/word/2023/wordml/word16du" xmlns:w16sdtdh="http://schemas.microsoft.com/office/word/2020/wordml/sdtdatahash" xmlns:w16sdtfl="http://schemas.microsoft.com/office/word/2024/wordml/sdtformatlock" xmlns:w16se="http://schemas.microsoft.com/office/word/2015/wordml/symex" xmlns:wpg="http://schemas.microsoft.com/office/word/2010/wordprocessingGroup" xmlns:wpi="http://schemas.microsoft.com/office/word/2010/wordprocessingInk" xmlns:wne="http://schemas.microsoft.com/office/word/2006/wordml" xmlns:wps="http://schemas.microsoft.com/office/word/2010/wordprocessingShape" mc:Ignorable="w14 w15 w16se w16cid w16 w16cex w16sdtdh w16sdtfl w16du wp14">
+<w:endnotes xmlns:wpc="http://schemas.microsoft.com/office/word/2010/wordprocessingCanvas" xmlns:cx="http://schemas.microsoft.com/office/drawing/2014/chartex" xmlns:cx1="http://schemas.microsoft.com/office/drawing/2015/9/8/chartex" xmlns:cx2="http://schemas.microsoft.com/office/drawing/2015/10/21/chartex" xmlns:cx3="http://schemas.microsoft.com/office/drawing/2016/5/9/chartex" xmlns:cx4="http://schemas.microsoft.com/office/drawing/2016/5/10/chartex" xmlns:cx5="http://schemas.microsoft.com/office/drawing/2016/5/11/chartex" xmlns:cx6="http://schemas.microsoft.com/office/drawing/2016/5/12/chartex" xmlns:cx7="http://schemas.microsoft.com/office/drawing/2016/5/13/chartex" xmlns:cx8="http://schemas.microsoft.com/office/drawing/2016/5/14/chartex" xmlns:mc="http://schemas.openxmlformats.org/markup-compatibility/2006" xmlns:aink="http://schemas.microsoft.com/office/drawing/2016/ink" xmlns:am3d="http://schemas.microsoft.com/office/drawing/2017/model3d" xmlns:o="urn:schemas-microsoft-com:office:office" xmlns:r="http://schemas.openxmlformats.org/officeDocument/2006/relationships" xmlns:m="http://schemas.openxmlformats.org/officeDocument/2006/math" xmlns:v="urn:schemas-microsoft-com:vml" xmlns:wp14="http://schemas.microsoft.com/office/word/2010/wordprocessingDrawing" xmlns:wp="http://schemas.openxmlformats.org/drawingml/2006/wordprocessingDrawing" xmlns:w10="urn:schemas-microsoft-com:office:word" xmlns:w="http://schemas.openxmlformats.org/wordprocessingml/2006/main" xmlns:w14="http://schemas.microsoft.com/office/word/2010/wordml" xmlns:w15="http://schemas.microsoft.com/office/word/2012/wordml" xmlns:w16cid="http://schemas.microsoft.com/office/word/2016/wordml/cid" xmlns:w16se="http://schemas.microsoft.com/office/word/2015/wordml/symex" xmlns:wpg="http://schemas.microsoft.com/office/word/2010/wordprocessingGroup" xmlns:wpi="http://schemas.microsoft.com/office/word/2010/wordprocessingInk" xmlns:wne="http://schemas.microsoft.com/office/word/2006/wordml" xmlns:wps="http://schemas.microsoft.com/office/word/2010/wordprocessingShape" mc:Ignorable="w14 w15 w16se w16cid wp14">
   <w:endnote w:type="separator" w:id="-1">
     <w:p>
       <w:pPr>
@@ -5340,7 +4978,7 @@
 </file>
 
 <file path=word/footer1.xml><?xml version="1.0" encoding="utf-8"?>
-<w:ftr xmlns:wpc="http://schemas.microsoft.com/office/word/2010/wordprocessingCanvas" xmlns:cx="http://schemas.microsoft.com/office/drawing/2014/chartex" xmlns:cx1="http://schemas.microsoft.com/office/drawing/2015/9/8/chartex" xmlns:cx2="http://schemas.microsoft.com/office/drawing/2015/10/21/chartex" xmlns:cx3="http://schemas.microsoft.com/office/drawing/2016/5/9/chartex" xmlns:cx4="http://schemas.microsoft.com/office/drawing/2016/5/10/chartex" xmlns:cx5="http://schemas.microsoft.com/office/drawing/2016/5/11/chartex" xmlns:cx6="http://schemas.microsoft.com/office/drawing/2016/5/12/chartex" xmlns:cx7="http://schemas.microsoft.com/office/drawing/2016/5/13/chartex" xmlns:cx8="http://schemas.microsoft.com/office/drawing/2016/5/14/chartex" xmlns:mc="http://schemas.openxmlformats.org/markup-compatibility/2006" xmlns:aink="http://schemas.microsoft.com/office/drawing/2016/ink" xmlns:am3d="http://schemas.microsoft.com/office/drawing/2017/model3d" xmlns:o="urn:schemas-microsoft-com:office:office" xmlns:oel="http://schemas.microsoft.com/office/2019/extlst" xmlns:r="http://schemas.openxmlformats.org/officeDocument/2006/relationships" xmlns:m="http://schemas.openxmlformats.org/officeDocument/2006/math" xmlns:v="urn:schemas-microsoft-com:vml" xmlns:wp14="http://schemas.microsoft.com/office/word/2010/wordprocessingDrawing" xmlns:wp="http://schemas.openxmlformats.org/drawingml/2006/wordprocessingDrawing" xmlns:w10="urn:schemas-microsoft-com:office:word" xmlns:w="http://schemas.openxmlformats.org/wordprocessingml/2006/main" xmlns:w14="http://schemas.microsoft.com/office/word/2010/wordml" xmlns:w15="http://schemas.microsoft.com/office/word/2012/wordml" xmlns:w16cex="http://schemas.microsoft.com/office/word/2018/wordml/cex" xmlns:w16cid="http://schemas.microsoft.com/office/word/2016/wordml/cid" xmlns:w16="http://schemas.microsoft.com/office/word/2018/wordml" xmlns:w16du="http://schemas.microsoft.com/office/word/2023/wordml/word16du" xmlns:w16sdtdh="http://schemas.microsoft.com/office/word/2020/wordml/sdtdatahash" xmlns:w16sdtfl="http://schemas.microsoft.com/office/word/2024/wordml/sdtformatlock" xmlns:w16se="http://schemas.microsoft.com/office/word/2015/wordml/symex" xmlns:wpg="http://schemas.microsoft.com/office/word/2010/wordprocessingGroup" xmlns:wpi="http://schemas.microsoft.com/office/word/2010/wordprocessingInk" xmlns:wne="http://schemas.microsoft.com/office/word/2006/wordml" xmlns:wps="http://schemas.microsoft.com/office/word/2010/wordprocessingShape" mc:Ignorable="w14 w15 w16se w16cid w16 w16cex w16sdtdh w16sdtfl w16du wp14">
+<w:ftr xmlns:wpc="http://schemas.microsoft.com/office/word/2010/wordprocessingCanvas" xmlns:cx="http://schemas.microsoft.com/office/drawing/2014/chartex" xmlns:cx1="http://schemas.microsoft.com/office/drawing/2015/9/8/chartex" xmlns:cx2="http://schemas.microsoft.com/office/drawing/2015/10/21/chartex" xmlns:cx3="http://schemas.microsoft.com/office/drawing/2016/5/9/chartex" xmlns:cx4="http://schemas.microsoft.com/office/drawing/2016/5/10/chartex" xmlns:cx5="http://schemas.microsoft.com/office/drawing/2016/5/11/chartex" xmlns:cx6="http://schemas.microsoft.com/office/drawing/2016/5/12/chartex" xmlns:cx7="http://schemas.microsoft.com/office/drawing/2016/5/13/chartex" xmlns:cx8="http://schemas.microsoft.com/office/drawing/2016/5/14/chartex" xmlns:mc="http://schemas.openxmlformats.org/markup-compatibility/2006" xmlns:aink="http://schemas.microsoft.com/office/drawing/2016/ink" xmlns:am3d="http://schemas.microsoft.com/office/drawing/2017/model3d" xmlns:o="urn:schemas-microsoft-com:office:office" xmlns:r="http://schemas.openxmlformats.org/officeDocument/2006/relationships" xmlns:m="http://schemas.openxmlformats.org/officeDocument/2006/math" xmlns:v="urn:schemas-microsoft-com:vml" xmlns:wp14="http://schemas.microsoft.com/office/word/2010/wordprocessingDrawing" xmlns:wp="http://schemas.openxmlformats.org/drawingml/2006/wordprocessingDrawing" xmlns:w10="urn:schemas-microsoft-com:office:word" xmlns:w="http://schemas.openxmlformats.org/wordprocessingml/2006/main" xmlns:w14="http://schemas.microsoft.com/office/word/2010/wordml" xmlns:w15="http://schemas.microsoft.com/office/word/2012/wordml" xmlns:w16cid="http://schemas.microsoft.com/office/word/2016/wordml/cid" xmlns:w16se="http://schemas.microsoft.com/office/word/2015/wordml/symex" xmlns:wpg="http://schemas.microsoft.com/office/word/2010/wordprocessingGroup" xmlns:wpi="http://schemas.microsoft.com/office/word/2010/wordprocessingInk" xmlns:wne="http://schemas.microsoft.com/office/word/2006/wordml" xmlns:wps="http://schemas.microsoft.com/office/word/2010/wordprocessingShape" mc:Ignorable="w14 w15 w16se w16cid wp14">
   <w:sdt>
     <w:sdtPr>
       <w:id w:val="-1713574611"/>
@@ -5393,7 +5031,7 @@
 </file>
 
 <file path=word/footnotes.xml><?xml version="1.0" encoding="utf-8"?>
-<w:footnotes xmlns:wpc="http://schemas.microsoft.com/office/word/2010/wordprocessingCanvas" xmlns:cx="http://schemas.microsoft.com/office/drawing/2014/chartex" xmlns:cx1="http://schemas.microsoft.com/office/drawing/2015/9/8/chartex" xmlns:cx2="http://schemas.microsoft.com/office/drawing/2015/10/21/chartex" xmlns:cx3="http://schemas.microsoft.com/office/drawing/2016/5/9/chartex" xmlns:cx4="http://schemas.microsoft.com/office/drawing/2016/5/10/chartex" xmlns:cx5="http://schemas.microsoft.com/office/drawing/2016/5/11/chartex" xmlns:cx6="http://schemas.microsoft.com/office/drawing/2016/5/12/chartex" xmlns:cx7="http://schemas.microsoft.com/office/drawing/2016/5/13/chartex" xmlns:cx8="http://schemas.microsoft.com/office/drawing/2016/5/14/chartex" xmlns:mc="http://schemas.openxmlformats.org/markup-compatibility/2006" xmlns:aink="http://schemas.microsoft.com/office/drawing/2016/ink" xmlns:am3d="http://schemas.microsoft.com/office/drawing/2017/model3d" xmlns:o="urn:schemas-microsoft-com:office:office" xmlns:oel="http://schemas.microsoft.com/office/2019/extlst" xmlns:r="http://schemas.openxmlformats.org/officeDocument/2006/relationships" xmlns:m="http://schemas.openxmlformats.org/officeDocument/2006/math" xmlns:v="urn:schemas-microsoft-com:vml" xmlns:wp14="http://schemas.microsoft.com/office/word/2010/wordprocessingDrawing" xmlns:wp="http://schemas.openxmlformats.org/drawingml/2006/wordprocessingDrawing" xmlns:w10="urn:schemas-microsoft-com:office:word" xmlns:w="http://schemas.openxmlformats.org/wordprocessingml/2006/main" xmlns:w14="http://schemas.microsoft.com/office/word/2010/wordml" xmlns:w15="http://schemas.microsoft.com/office/word/2012/wordml" xmlns:w16cex="http://schemas.microsoft.com/office/word/2018/wordml/cex" xmlns:w16cid="http://schemas.microsoft.com/office/word/2016/wordml/cid" xmlns:w16="http://schemas.microsoft.com/office/word/2018/wordml" xmlns:w16du="http://schemas.microsoft.com/office/word/2023/wordml/word16du" xmlns:w16sdtdh="http://schemas.microsoft.com/office/word/2020/wordml/sdtdatahash" xmlns:w16sdtfl="http://schemas.microsoft.com/office/word/2024/wordml/sdtformatlock" xmlns:w16se="http://schemas.microsoft.com/office/word/2015/wordml/symex" xmlns:wpg="http://schemas.microsoft.com/office/word/2010/wordprocessingGroup" xmlns:wpi="http://schemas.microsoft.com/office/word/2010/wordprocessingInk" xmlns:wne="http://schemas.microsoft.com/office/word/2006/wordml" xmlns:wps="http://schemas.microsoft.com/office/word/2010/wordprocessingShape" mc:Ignorable="w14 w15 w16se w16cid w16 w16cex w16sdtdh w16sdtfl w16du wp14">
+<w:footnotes xmlns:wpc="http://schemas.microsoft.com/office/word/2010/wordprocessingCanvas" xmlns:cx="http://schemas.microsoft.com/office/drawing/2014/chartex" xmlns:cx1="http://schemas.microsoft.com/office/drawing/2015/9/8/chartex" xmlns:cx2="http://schemas.microsoft.com/office/drawing/2015/10/21/chartex" xmlns:cx3="http://schemas.microsoft.com/office/drawing/2016/5/9/chartex" xmlns:cx4="http://schemas.microsoft.com/office/drawing/2016/5/10/chartex" xmlns:cx5="http://schemas.microsoft.com/office/drawing/2016/5/11/chartex" xmlns:cx6="http://schemas.microsoft.com/office/drawing/2016/5/12/chartex" xmlns:cx7="http://schemas.microsoft.com/office/drawing/2016/5/13/chartex" xmlns:cx8="http://schemas.microsoft.com/office/drawing/2016/5/14/chartex" xmlns:mc="http://schemas.openxmlformats.org/markup-compatibility/2006" xmlns:aink="http://schemas.microsoft.com/office/drawing/2016/ink" xmlns:am3d="http://schemas.microsoft.com/office/drawing/2017/model3d" xmlns:o="urn:schemas-microsoft-com:office:office" xmlns:r="http://schemas.openxmlformats.org/officeDocument/2006/relationships" xmlns:m="http://schemas.openxmlformats.org/officeDocument/2006/math" xmlns:v="urn:schemas-microsoft-com:vml" xmlns:wp14="http://schemas.microsoft.com/office/word/2010/wordprocessingDrawing" xmlns:wp="http://schemas.openxmlformats.org/drawingml/2006/wordprocessingDrawing" xmlns:w10="urn:schemas-microsoft-com:office:word" xmlns:w="http://schemas.openxmlformats.org/wordprocessingml/2006/main" xmlns:w14="http://schemas.microsoft.com/office/word/2010/wordml" xmlns:w15="http://schemas.microsoft.com/office/word/2012/wordml" xmlns:w16cid="http://schemas.microsoft.com/office/word/2016/wordml/cid" xmlns:w16se="http://schemas.microsoft.com/office/word/2015/wordml/symex" xmlns:wpg="http://schemas.microsoft.com/office/word/2010/wordprocessingGroup" xmlns:wpi="http://schemas.microsoft.com/office/word/2010/wordprocessingInk" xmlns:wne="http://schemas.microsoft.com/office/word/2006/wordml" xmlns:wps="http://schemas.microsoft.com/office/word/2010/wordprocessingShape" mc:Ignorable="w14 w15 w16se w16cid wp14">
   <w:footnote w:type="separator" w:id="-1">
     <w:p>
       <w:pPr>
@@ -5418,7 +5056,7 @@
 </file>
 
 <file path=word/numbering.xml><?xml version="1.0" encoding="utf-8"?>
-<w:numbering xmlns:wpc="http://schemas.microsoft.com/office/word/2010/wordprocessingCanvas" xmlns:cx="http://schemas.microsoft.com/office/drawing/2014/chartex" xmlns:cx1="http://schemas.microsoft.com/office/drawing/2015/9/8/chartex" xmlns:cx2="http://schemas.microsoft.com/office/drawing/2015/10/21/chartex" xmlns:cx3="http://schemas.microsoft.com/office/drawing/2016/5/9/chartex" xmlns:cx4="http://schemas.microsoft.com/office/drawing/2016/5/10/chartex" xmlns:cx5="http://schemas.microsoft.com/office/drawing/2016/5/11/chartex" xmlns:cx6="http://schemas.microsoft.com/office/drawing/2016/5/12/chartex" xmlns:cx7="http://schemas.microsoft.com/office/drawing/2016/5/13/chartex" xmlns:cx8="http://schemas.microsoft.com/office/drawing/2016/5/14/chartex" xmlns:mc="http://schemas.openxmlformats.org/markup-compatibility/2006" xmlns:aink="http://schemas.microsoft.com/office/drawing/2016/ink" xmlns:am3d="http://schemas.microsoft.com/office/drawing/2017/model3d" xmlns:o="urn:schemas-microsoft-com:office:office" xmlns:oel="http://schemas.microsoft.com/office/2019/extlst" xmlns:r="http://schemas.openxmlformats.org/officeDocument/2006/relationships" xmlns:m="http://schemas.openxmlformats.org/officeDocument/2006/math" xmlns:v="urn:schemas-microsoft-com:vml" xmlns:wp14="http://schemas.microsoft.com/office/word/2010/wordprocessingDrawing" xmlns:wp="http://schemas.openxmlformats.org/drawingml/2006/wordprocessingDrawing" xmlns:w10="urn:schemas-microsoft-com:office:word" xmlns:w="http://schemas.openxmlformats.org/wordprocessingml/2006/main" xmlns:w14="http://schemas.microsoft.com/office/word/2010/wordml" xmlns:w15="http://schemas.microsoft.com/office/word/2012/wordml" xmlns:w16cex="http://schemas.microsoft.com/office/word/2018/wordml/cex" xmlns:w16cid="http://schemas.microsoft.com/office/word/2016/wordml/cid" xmlns:w16="http://schemas.microsoft.com/office/word/2018/wordml" xmlns:w16du="http://schemas.microsoft.com/office/word/2023/wordml/word16du" xmlns:w16sdtdh="http://schemas.microsoft.com/office/word/2020/wordml/sdtdatahash" xmlns:w16sdtfl="http://schemas.microsoft.com/office/word/2024/wordml/sdtformatlock" xmlns:w16se="http://schemas.microsoft.com/office/word/2015/wordml/symex" xmlns:wpg="http://schemas.microsoft.com/office/word/2010/wordprocessingGroup" xmlns:wpi="http://schemas.microsoft.com/office/word/2010/wordprocessingInk" xmlns:wne="http://schemas.microsoft.com/office/word/2006/wordml" xmlns:wps="http://schemas.microsoft.com/office/word/2010/wordprocessingShape" mc:Ignorable="w14 w15 w16se w16cid w16 w16cex w16sdtdh w16sdtfl w16du wp14">
+<w:numbering xmlns:wpc="http://schemas.microsoft.com/office/word/2010/wordprocessingCanvas" xmlns:cx="http://schemas.microsoft.com/office/drawing/2014/chartex" xmlns:cx1="http://schemas.microsoft.com/office/drawing/2015/9/8/chartex" xmlns:cx2="http://schemas.microsoft.com/office/drawing/2015/10/21/chartex" xmlns:cx3="http://schemas.microsoft.com/office/drawing/2016/5/9/chartex" xmlns:cx4="http://schemas.microsoft.com/office/drawing/2016/5/10/chartex" xmlns:cx5="http://schemas.microsoft.com/office/drawing/2016/5/11/chartex" xmlns:cx6="http://schemas.microsoft.com/office/drawing/2016/5/12/chartex" xmlns:cx7="http://schemas.microsoft.com/office/drawing/2016/5/13/chartex" xmlns:cx8="http://schemas.microsoft.com/office/drawing/2016/5/14/chartex" xmlns:mc="http://schemas.openxmlformats.org/markup-compatibility/2006" xmlns:aink="http://schemas.microsoft.com/office/drawing/2016/ink" xmlns:am3d="http://schemas.microsoft.com/office/drawing/2017/model3d" xmlns:o="urn:schemas-microsoft-com:office:office" xmlns:r="http://schemas.openxmlformats.org/officeDocument/2006/relationships" xmlns:m="http://schemas.openxmlformats.org/officeDocument/2006/math" xmlns:v="urn:schemas-microsoft-com:vml" xmlns:wp14="http://schemas.microsoft.com/office/word/2010/wordprocessingDrawing" xmlns:wp="http://schemas.openxmlformats.org/drawingml/2006/wordprocessingDrawing" xmlns:w10="urn:schemas-microsoft-com:office:word" xmlns:w="http://schemas.openxmlformats.org/wordprocessingml/2006/main" xmlns:w14="http://schemas.microsoft.com/office/word/2010/wordml" xmlns:w15="http://schemas.microsoft.com/office/word/2012/wordml" xmlns:w16cid="http://schemas.microsoft.com/office/word/2016/wordml/cid" xmlns:w16se="http://schemas.microsoft.com/office/word/2015/wordml/symex" xmlns:wpg="http://schemas.microsoft.com/office/word/2010/wordprocessingGroup" xmlns:wpi="http://schemas.microsoft.com/office/word/2010/wordprocessingInk" xmlns:wne="http://schemas.microsoft.com/office/word/2006/wordml" xmlns:wps="http://schemas.microsoft.com/office/word/2010/wordprocessingShape" mc:Ignorable="w14 w15 w16se w16cid wp14">
   <w:abstractNum w:abstractNumId="0" w15:restartNumberingAfterBreak="0">
     <w:nsid w:val="0A8948C6"/>
     <w:multiLevelType w:val="multilevel"/>
@@ -6544,38 +6182,38 @@
       </w:pPr>
     </w:lvl>
   </w:abstractNum>
-  <w:num w:numId="1" w16cid:durableId="1835602928">
+  <w:num w:numId="1">
     <w:abstractNumId w:val="1"/>
   </w:num>
-  <w:num w:numId="2" w16cid:durableId="1222599423">
+  <w:num w:numId="2">
     <w:abstractNumId w:val="0"/>
   </w:num>
-  <w:num w:numId="3" w16cid:durableId="997537628">
+  <w:num w:numId="3">
     <w:abstractNumId w:val="7"/>
   </w:num>
-  <w:num w:numId="4" w16cid:durableId="1551530371">
+  <w:num w:numId="4">
     <w:abstractNumId w:val="3"/>
   </w:num>
-  <w:num w:numId="5" w16cid:durableId="1892963570">
+  <w:num w:numId="5">
     <w:abstractNumId w:val="8"/>
   </w:num>
-  <w:num w:numId="6" w16cid:durableId="2102753334">
+  <w:num w:numId="6">
     <w:abstractNumId w:val="6"/>
   </w:num>
-  <w:num w:numId="7" w16cid:durableId="460806910">
+  <w:num w:numId="7">
     <w:abstractNumId w:val="2"/>
   </w:num>
-  <w:num w:numId="8" w16cid:durableId="432824086">
+  <w:num w:numId="8">
     <w:abstractNumId w:val="4"/>
   </w:num>
-  <w:num w:numId="9" w16cid:durableId="632177942">
+  <w:num w:numId="9">
     <w:abstractNumId w:val="5"/>
   </w:num>
 </w:numbering>
 </file>
 
 <file path=word/styles.xml><?xml version="1.0" encoding="utf-8"?>
-<w:styles xmlns:mc="http://schemas.openxmlformats.org/markup-compatibility/2006" xmlns:r="http://schemas.openxmlformats.org/officeDocument/2006/relationships" xmlns:w="http://schemas.openxmlformats.org/wordprocessingml/2006/main" xmlns:w14="http://schemas.microsoft.com/office/word/2010/wordml" xmlns:w15="http://schemas.microsoft.com/office/word/2012/wordml" xmlns:w16cex="http://schemas.microsoft.com/office/word/2018/wordml/cex" xmlns:w16cid="http://schemas.microsoft.com/office/word/2016/wordml/cid" xmlns:w16="http://schemas.microsoft.com/office/word/2018/wordml" xmlns:w16du="http://schemas.microsoft.com/office/word/2023/wordml/word16du" xmlns:w16sdtdh="http://schemas.microsoft.com/office/word/2020/wordml/sdtdatahash" xmlns:w16sdtfl="http://schemas.microsoft.com/office/word/2024/wordml/sdtformatlock" xmlns:w16se="http://schemas.microsoft.com/office/word/2015/wordml/symex" mc:Ignorable="w14 w15 w16se w16cid w16 w16cex w16sdtdh w16sdtfl w16du">
+<w:styles xmlns:mc="http://schemas.openxmlformats.org/markup-compatibility/2006" xmlns:r="http://schemas.openxmlformats.org/officeDocument/2006/relationships" xmlns:w="http://schemas.openxmlformats.org/wordprocessingml/2006/main" xmlns:w14="http://schemas.microsoft.com/office/word/2010/wordml" xmlns:w15="http://schemas.microsoft.com/office/word/2012/wordml" xmlns:w16cid="http://schemas.microsoft.com/office/word/2016/wordml/cid" xmlns:w16se="http://schemas.microsoft.com/office/word/2015/wordml/symex" mc:Ignorable="w14 w15 w16se w16cid">
   <w:docDefaults>
     <w:rPrDefault>
       <w:rPr>
@@ -6593,7 +6231,7 @@
       </w:pPr>
     </w:pPrDefault>
   </w:docDefaults>
-  <w:latentStyles w:defLockedState="0" w:defUIPriority="99" w:defSemiHidden="0" w:defUnhideWhenUsed="0" w:defQFormat="0" w:count="376">
+  <w:latentStyles w:defLockedState="0" w:defUIPriority="99" w:defSemiHidden="0" w:defUnhideWhenUsed="0" w:defQFormat="0" w:count="375">
     <w:lsdException w:name="Normal" w:uiPriority="0" w:qFormat="1"/>
     <w:lsdException w:name="heading 1" w:uiPriority="9" w:qFormat="1"/>
     <w:lsdException w:name="heading 2" w:semiHidden="1" w:uiPriority="9" w:unhideWhenUsed="1" w:qFormat="1"/>
@@ -6969,7 +6607,6 @@
     <w:lsdException w:name="Smart Hyperlink" w:semiHidden="1" w:unhideWhenUsed="1"/>
     <w:lsdException w:name="Hashtag" w:semiHidden="1" w:unhideWhenUsed="1"/>
     <w:lsdException w:name="Unresolved Mention" w:semiHidden="1" w:unhideWhenUsed="1"/>
-    <w:lsdException w:name="Smart Link" w:semiHidden="1" w:unhideWhenUsed="1"/>
   </w:latentStyles>
   <w:style w:type="paragraph" w:default="1" w:styleId="Normal">
     <w:name w:val="Normal"/>
@@ -7177,6 +6814,7 @@
   <w:style w:type="character" w:default="1" w:styleId="DefaultParagraphFont">
     <w:name w:val="Default Paragraph Font"/>
     <w:uiPriority w:val="1"/>
+    <w:semiHidden/>
     <w:unhideWhenUsed/>
   </w:style>
   <w:style w:type="table" w:default="1" w:styleId="TableNormal">
